--- a/backend-exhibits/Outlook to Outlook Not Included.docx
+++ b/backend-exhibits/Outlook to Outlook Not Included.docx
@@ -145,104 +145,6 @@
                 <w:szCs w:val="21"/>
               </w:rPr>
               <w:t>Settings and configurations will not be maintained to the destination.</w:t>
-            </w:r>
-          </w:p>
-        </w:tc>
-      </w:tr>
-      <w:tr>
-        <w:trPr>
-          <w:trHeight w:val="375"/>
-        </w:trPr>
-        <w:tc>
-          <w:tcPr>
-            <w:tcW w:w="3568" w:type="dxa"/>
-            <w:tcBorders>
-              <w:top w:val="single" w:sz="6" w:space="0" w:color="666666"/>
-              <w:left w:val="single" w:sz="6" w:space="0" w:color="666666"/>
-              <w:bottom w:val="single" w:sz="6" w:space="0" w:color="666666"/>
-              <w:right w:val="single" w:sz="6" w:space="0" w:color="666666"/>
-            </w:tcBorders>
-          </w:tcPr>
-          <w:p>
-            <w:pPr>
-              <w:ind w:left="4"/>
-              <w:rPr>
-                <w:rFonts w:ascii="Arial" w:hAnsi="Arial" w:cs="Arial"/>
-                <w:sz w:val="21"/>
-                <w:szCs w:val="21"/>
-              </w:rPr>
-            </w:pPr>
-            <w:r>
-              <w:rPr>
-                <w:rFonts w:ascii="Arial" w:hAnsi="Arial" w:cs="Arial"/>
-                <w:sz w:val="21"/>
-                <w:szCs w:val="21"/>
-              </w:rPr>
-              <w:t xml:space="preserve">Shared </w:t>
-            </w:r>
-            <w:proofErr w:type="gramStart"/>
-            <w:r>
-              <w:rPr>
-                <w:rFonts w:ascii="Arial" w:hAnsi="Arial" w:cs="Arial"/>
-                <w:sz w:val="21"/>
-                <w:szCs w:val="21"/>
-              </w:rPr>
-              <w:t>Mail Boxes</w:t>
-            </w:r>
-            <w:proofErr w:type="gramEnd"/>
-            <w:r>
-              <w:rPr>
-                <w:rFonts w:ascii="Arial" w:hAnsi="Arial" w:cs="Arial"/>
-                <w:sz w:val="21"/>
-                <w:szCs w:val="21"/>
-              </w:rPr>
-              <w:t xml:space="preserve"> /Shared Contacts /Shared calanders</w:t>
-            </w:r>
-          </w:p>
-        </w:tc>
-        <w:tc>
-          <w:tcPr>
-            <w:tcW w:w="7153" w:type="dxa"/>
-            <w:tcBorders>
-              <w:top w:val="single" w:sz="6" w:space="0" w:color="666666"/>
-              <w:left w:val="single" w:sz="6" w:space="0" w:color="666666"/>
-              <w:bottom w:val="single" w:sz="6" w:space="0" w:color="666666"/>
-              <w:right w:val="single" w:sz="6" w:space="0" w:color="666666"/>
-            </w:tcBorders>
-          </w:tcPr>
-          <w:p>
-            <w:pPr>
-              <w:rPr>
-                <w:rFonts w:ascii="Arial" w:hAnsi="Arial" w:cs="Arial"/>
-                <w:sz w:val="21"/>
-                <w:szCs w:val="21"/>
-              </w:rPr>
-            </w:pPr>
-            <w:r>
-              <w:rPr>
-                <w:rFonts w:ascii="Arial" w:hAnsi="Arial" w:cs="Arial"/>
-                <w:sz w:val="21"/>
-                <w:szCs w:val="21"/>
-              </w:rPr>
-              <w:t xml:space="preserve">Shared </w:t>
-            </w:r>
-            <w:proofErr w:type="gramStart"/>
-            <w:r>
-              <w:rPr>
-                <w:rFonts w:ascii="Arial" w:hAnsi="Arial" w:cs="Arial"/>
-                <w:sz w:val="21"/>
-                <w:szCs w:val="21"/>
-              </w:rPr>
-              <w:t>mail boxes</w:t>
-            </w:r>
-            <w:proofErr w:type="gramEnd"/>
-            <w:r>
-              <w:rPr>
-                <w:rFonts w:ascii="Arial" w:hAnsi="Arial" w:cs="Arial"/>
-                <w:sz w:val="21"/>
-                <w:szCs w:val="21"/>
-              </w:rPr>
-              <w:t xml:space="preserve"> and Shared Contacts will not be migrated.</w:t>
             </w:r>
           </w:p>
         </w:tc>
@@ -682,6 +584,7 @@
   <w:style w:type="character" w:default="1" w:styleId="DefaultParagraphFont">
     <w:name w:val="Default Paragraph Font"/>
     <w:uiPriority w:val="1"/>
+    <w:semiHidden/>
     <w:unhideWhenUsed/>
   </w:style>
   <w:style w:type="table" w:default="1" w:styleId="TableNormal">
